--- a/Fase 2/SIGMA_Definition_of_Done.docx
+++ b/Fase 2/SIGMA_Definition_of_Done.docx
@@ -648,15 +648,8 @@
             </w:tcMar>
           </w:tcPr>
           <w:p>
-            <w:pPr>
-              <w:spacing w:before="20" w:after="20"/>
-              <w:jc w:val="left"/>
-            </w:pPr>
             <w:r>
-              <w:rPr>
-                <w:sz w:val="19"/>
-              </w:rPr>
-              <w:t>1.0</w:t>
+              <w:t>1.1</w:t>
             </w:r>
           </w:p>
         </w:tc>
@@ -754,15 +747,8 @@
             </w:tcMar>
           </w:tcPr>
           <w:p>
-            <w:pPr>
-              <w:spacing w:before="20" w:after="20"/>
-              <w:jc w:val="left"/>
-            </w:pPr>
             <w:r>
-              <w:rPr>
-                <w:sz w:val="19"/>
-              </w:rPr>
-              <w:t>Acordada y vigente</w:t>
+              <w:t>Acordada y vigente, con enmiendas (ver §4)</w:t>
             </w:r>
           </w:p>
         </w:tc>
@@ -3768,6 +3754,192 @@
         </w:tc>
       </w:tr>
     </w:tbl>
+    <w:p/>
+    <w:p>
+      <w:pPr>
+        <w:pStyle w:val="Ttulo1"/>
+      </w:pPr>
+      <w:r>
+        <w:t>4. Historial de enmiendas</w:t>
+      </w:r>
+    </w:p>
+    <w:p>
+      <w:r>
+        <w:rPr>
+          <w:i w:val="0"/>
+          <w:sz w:val="22"/>
+        </w:rPr>
+        <w:t>Este acuerdo se revisa únicamente en la Retrospectiva (§3.3). Cada enmienda queda registrada aquí con la fecha, la Retrospectiva que la acordó y el criterio original que precisa o amplía; ningún criterio de la sección 2 se elimina, solo se aclara cómo se aplica en una situación que no estaba prevista al redactar la versión 1.0.</w:t>
+      </w:r>
+    </w:p>
+    <w:p>
+      <w:r>
+        <w:rPr>
+          <w:i/>
+          <w:color w:val="555555"/>
+          <w:sz w:val="19"/>
+        </w:rPr>
+        <w:t>15-09-2026 · Retrospectiva 1 (Sprint 1) — acuerdo A1</w:t>
+      </w:r>
+    </w:p>
+    <w:p>
+      <w:pPr>
+        <w:pStyle w:val="Listaconvietas"/>
+      </w:pPr>
+      <w:r>
+        <w:rPr>
+          <w:b/>
+        </w:rPr>
+        <w:t xml:space="preserve">Alcance móvil de los Sprints 1 a 5. </w:t>
+      </w:r>
+      <w:r>
+        <w:t>Las tareas de tipo Móvil de una historia quedan fuera de la Definition of Done de los Sprints 1 a 5: una historia «Web y App» se da por terminada en su Sprint con su parte web, y su parte móvil se termina en el Sprint 6, cuando la aplicación se entrega completa. Precisa el criterio 1.</w:t>
+      </w:r>
+    </w:p>
+    <w:p>
+      <w:r>
+        <w:rPr>
+          <w:i/>
+          <w:color w:val="555555"/>
+          <w:sz w:val="19"/>
+        </w:rPr>
+        <w:t>15-09-2026 · Retrospectiva 1 (Sprint 1) — acuerdo A5</w:t>
+      </w:r>
+    </w:p>
+    <w:p>
+      <w:pPr>
+        <w:pStyle w:val="Listaconvietas"/>
+      </w:pPr>
+      <w:r>
+        <w:rPr>
+          <w:b/>
+        </w:rPr>
+        <w:t xml:space="preserve">Criterios que dependen de un servicio externo no provisto. </w:t>
+      </w:r>
+      <w:r>
+        <w:t>Un criterio que dependa de un servicio externo todavía no provisto por Código Creativo (correo SMTP, almacenamiento de archivos, Google Maps, notificaciones push) no bloquea la historia en los Sprints 1 a 5: la historia se da por construida con el aviso correspondiente en pantalla, y ese criterio puntual se verifica en el Sprint 6, cuando el servicio exista. Precisa el criterio 1.</w:t>
+      </w:r>
+    </w:p>
+    <w:p>
+      <w:r>
+        <w:rPr>
+          <w:i/>
+          <w:color w:val="555555"/>
+          <w:sz w:val="19"/>
+        </w:rPr>
+        <w:t>15-09-2026 · Retrospectiva 1 (Sprint 1) — acuerdo A6</w:t>
+      </w:r>
+    </w:p>
+    <w:p>
+      <w:pPr>
+        <w:pStyle w:val="Listaconvietas"/>
+      </w:pPr>
+      <w:r>
+        <w:rPr>
+          <w:b/>
+        </w:rPr>
+        <w:t xml:space="preserve">Cómo se cumple la revisión de código (criterio 7). </w:t>
+      </w:r>
+      <w:r>
+        <w:t>El criterio 7 (código revisado por un integrante distinto de quien lo escribió, integrado en la rama principal) se cumple por diff en git desde el Sprint 2: el proyecto no estuvo en un repositorio durante el Sprint 1 y la revisión no pudo quedar registrada; a partir del Sprint 2 cada integrante trabaja en su rama y el merge a master es la evidencia de la revisión.</w:t>
+      </w:r>
+    </w:p>
+    <w:p>
+      <w:r>
+        <w:rPr>
+          <w:i/>
+          <w:color w:val="555555"/>
+          <w:sz w:val="19"/>
+        </w:rPr>
+        <w:t>29-09-2026 · Retrospectiva 2 (Sprint 2) — acuerdo A8</w:t>
+      </w:r>
+    </w:p>
+    <w:p>
+      <w:pPr>
+        <w:pStyle w:val="Listaconvietas"/>
+      </w:pPr>
+      <w:r>
+        <w:rPr>
+          <w:b/>
+        </w:rPr>
+        <w:t xml:space="preserve">Alcance del criterio 3 (validación en el servidor). </w:t>
+      </w:r>
+      <w:r>
+        <w:t>El criterio 3 no se limita a los permisos: ninguna regla de negocio que una pantalla exige se da por cumplida si solo está en la interfaz. Dos defectos del Sprint 2 (una serie de activo duplicada y un motivo de cambio de estado vacío) pasaban por la API aunque la pantalla los exigía. Toda regla se valida también en el procedimiento almacenado o el endpoint que la pantalla invoca.</w:t>
+      </w:r>
+    </w:p>
+    <w:p>
+      <w:r>
+        <w:rPr>
+          <w:i/>
+          <w:color w:val="555555"/>
+          <w:sz w:val="19"/>
+        </w:rPr>
+        <w:t>29-09-2026 · Retrospectiva 2 (Sprint 2) — acuerdo A9</w:t>
+      </w:r>
+    </w:p>
+    <w:p>
+      <w:pPr>
+        <w:pStyle w:val="Listaconvietas"/>
+      </w:pPr>
+      <w:r>
+        <w:rPr>
+          <w:b/>
+        </w:rPr>
+        <w:t xml:space="preserve">Horas reales en el Sprint Backlog. </w:t>
+      </w:r>
+      <w:r>
+        <w:t>Al cerrar una tarea se registran sus horas reales en el Sprint Backlog, no solo las estimadas: sin ese dato el equipo no puede calibrar sus estimaciones de un Sprint a otro. Es una condición de cierre de tarea, verificada junto con el criterio 10.</w:t>
+      </w:r>
+    </w:p>
+    <w:p>
+      <w:r>
+        <w:rPr>
+          <w:i/>
+          <w:color w:val="555555"/>
+          <w:sz w:val="19"/>
+        </w:rPr>
+        <w:t>13-10-2026 · Retrospectiva 3 (Sprint 3) — sin número de acuerdo, registrado en el acta</w:t>
+      </w:r>
+    </w:p>
+    <w:p>
+      <w:pPr>
+        <w:pStyle w:val="Listaconvietas"/>
+      </w:pPr>
+      <w:r>
+        <w:rPr>
+          <w:b/>
+        </w:rPr>
+        <w:t xml:space="preserve">Historias que dependen de datos de un Sprint posterior. </w:t>
+      </w:r>
+      <w:r>
+        <w:t>Una historia cuyo resultado depende de una estructura que se construye en un Sprint posterior (por ejemplo, HU-076 genera ocurrencias reales recién cuando existe el plan de mantenimiento del Sprint 4) se da por terminada en su propio Sprint con lo que sí depende de él, y el criterio de aceptación que necesita la estructura futura queda anotado en la historia como pendiente de verificación, con el Sprint en que se va a comprobar. No se marca como incumplido ni se le resta valor al incremento: se verifica cuando la dependencia exista. Precisa el criterio 1.</w:t>
+      </w:r>
+    </w:p>
+    <w:p>
+      <w:r>
+        <w:rPr>
+          <w:i/>
+          <w:color w:val="555555"/>
+          <w:sz w:val="19"/>
+        </w:rPr>
+        <w:t>13-10-2026 · Retrospectiva 3 (Sprint 3) — sin número de acuerdo, registrado en el acta</w:t>
+      </w:r>
+    </w:p>
+    <w:p>
+      <w:pPr>
+        <w:pStyle w:val="Listaconvietas"/>
+      </w:pPr>
+      <w:r>
+        <w:rPr>
+          <w:b/>
+        </w:rPr>
+        <w:t xml:space="preserve">Transacciones como criterio de revisión de código. </w:t>
+      </w:r>
+      <w:r>
+        <w:t>Todo movimiento que modifica más de una tabla relacionada (los movimientos de inventario fueron el caso que lo motivó: un ajuste que toca el encabezado y el detalle) debe grabarse dentro de una única transacción: si falla una parte, no debe quedar la otra. Es parte de lo que se verifica en el criterio 7, revisión de código.</w:t>
+      </w:r>
+    </w:p>
     <w:p>
       <w:pPr>
         <w:spacing w:before="80"/>
@@ -3779,7 +3951,7 @@
         <w:rPr>
           <w:lang w:val="es-CL"/>
         </w:rPr>
-        <w:t>Este acuerdo entra en vigencia con el Sprint 1 y se aplica sin cambios a los seis Sprints del proyecto, hasta la entrega final del 1 de diciembre de 2026.</w:t>
+        <w:t>Este acuerdo entra en vigencia con el Sprint 1 y rige los seis Sprints del proyecto hasta la entrega final del 1 de diciembre de 2026, con las enmiendas de la sección 4, acordadas en las Retrospectivas que se indican en cada una.</w:t>
       </w:r>
     </w:p>
     <w:sectPr>
